--- a/apps/reports/templates_assets/Modelo-WISC4.docx
+++ b/apps/reports/templates_assets/Modelo-WISC4.docx
@@ -1195,29 +1195,7 @@
           <w:lang w:eastAsia="pt-BR"/>
           <w14:ligatures w14:val="none"/>
         </w:rPr>
-        <w:t xml:space="preserve">O desenvolvimento da linguagem inicial não foi marcado por dificuldades significativas para falar, não havendo histórico de gagueira ou fala ininteligível. Entretanto, a mãe relata que Maria Clara babava excessivamente na infância. Atualmente, apresenta boa dicção e pronúncia, porém com tendência a repetir o mesmo assunto com frequência. A compreensão verbal é descrita como preservada, embora em alguns momentos apresente dificuldade em manter atenção ao que lhe é dito, “como se não escutasse”. A memória verbal mostra-se variável, sendo melhor quando o conteúdo é de seu interesse. Maria Clara realiza acompanhamento fonoaudiológico há aproximadamente um ano, </w:t>
-      </w:r>
-      <w:proofErr w:type="gramStart"/>
-      <w:r>
-        <w:rPr>
-          <w:rFonts w:eastAsia="Times New Roman" w:cs="Times New Roman"/>
-          <w:kern w:val="0"/>
-          <w:szCs w:val="24"/>
-          <w:lang w:eastAsia="pt-BR"/>
-          <w14:ligatures w14:val="none"/>
-        </w:rPr>
-        <w:t>contudo</w:t>
-      </w:r>
-      <w:proofErr w:type="gramEnd"/>
-      <w:r>
-        <w:rPr>
-          <w:rFonts w:eastAsia="Times New Roman" w:cs="Times New Roman"/>
-          <w:kern w:val="0"/>
-          <w:szCs w:val="24"/>
-          <w:lang w:eastAsia="pt-BR"/>
-          <w14:ligatures w14:val="none"/>
-        </w:rPr>
-        <w:t xml:space="preserve"> a responsável relata não perceber evolução significativa até o momento.</w:t>
+        <w:t>O desenvolvimento da linguagem inicial não foi marcado por dificuldades significativas para falar, não havendo histórico de gagueira ou fala ininteligível. Entretanto, a mãe relata que Maria Clara babava excessivamente na infância. Atualmente, apresenta boa dicção e pronúncia, porém com tendência a repetir o mesmo assunto com frequência. A compreensão verbal é descrita como preservada, embora em alguns momentos apresente dificuldade em manter atenção ao que lhe é dito, “como se não escutasse”. A memória verbal mostra-se variável, sendo melhor quando o conteúdo é de seu interesse. Maria Clara realiza acompanhamento fonoaudiológico há aproximadamente um ano, contudo a responsável relata não perceber evolução significativa até o momento.</w:t>
       </w:r>
       <w:r>
         <w:rPr>
@@ -1607,7 +1585,6 @@
         </w:rPr>
         <w:t xml:space="preserve">{VALOR </w:t>
       </w:r>
-      <w:proofErr w:type="gramStart"/>
       <w:r>
         <w:rPr>
           <w:b/>
@@ -1624,7 +1601,6 @@
         </w:rPr>
         <w:t>}</w:t>
       </w:r>
-      <w:proofErr w:type="gramEnd"/>
       <w:r>
         <w:rPr>
           <w:b/>
@@ -1639,37 +1615,21 @@
           <w:bCs/>
           <w:lang w:val="pt-BR"/>
         </w:rPr>
-        <w:t>{CLASSIFICAÇÃO</w:t>
-      </w:r>
-      <w:proofErr w:type="gramStart"/>
+        <w:t>{CLASSIFICAÇÃO}</w:t>
+      </w:r>
       <w:r>
         <w:rPr>
           <w:b/>
           <w:bCs/>
           <w:lang w:val="pt-BR"/>
         </w:rPr>
-        <w:t>}</w:t>
-      </w:r>
-      <w:r>
-        <w:rPr>
-          <w:b/>
-          <w:bCs/>
+        <w:t xml:space="preserve"> </w:t>
+      </w:r>
+      <w:r>
+        <w:rPr>
           <w:lang w:val="pt-BR"/>
         </w:rPr>
-        <w:t xml:space="preserve"> </w:t>
-      </w:r>
-      <w:r>
-        <w:rPr>
-          <w:lang w:val="pt-BR"/>
-        </w:rPr>
-        <w:t>Avaliou</w:t>
-      </w:r>
-      <w:proofErr w:type="gramEnd"/>
-      <w:r>
-        <w:rPr>
-          <w:lang w:val="pt-BR"/>
-        </w:rPr>
-        <w:t xml:space="preserve"> o conhecimento verbal adquirido, o processo mental necessário para responder às questões formuladas, a capacidade de compreensão verbal e o raciocínio verbal.</w:t>
+        <w:t>Avaliou o conhecimento verbal adquirido, o processo mental necessário para responder às questões formuladas, a capacidade de compreensão verbal e o raciocínio verbal.</w:t>
       </w:r>
     </w:p>
     <w:p>
@@ -1712,11 +1672,7 @@
         <w:t xml:space="preserve"> </w:t>
       </w:r>
       <w:r>
-        <w:t>{</w:t>
-      </w:r>
-      <w:proofErr w:type="gramStart"/>
-      <w:r>
-        <w:t xml:space="preserve">CLASSIFICAÇÃO} </w:t>
+        <w:t xml:space="preserve">{CLASSIFICAÇÃO} </w:t>
       </w:r>
       <w:r>
         <w:rPr>
@@ -1730,14 +1686,7 @@
         <w:rPr>
           <w:lang w:val="pt-BR"/>
         </w:rPr>
-        <w:t>Avaliou</w:t>
-      </w:r>
-      <w:proofErr w:type="gramEnd"/>
-      <w:r>
-        <w:rPr>
-          <w:lang w:val="pt-BR"/>
-        </w:rPr>
-        <w:t xml:space="preserve"> o raciocínio não verbal, a atenção para detalhes e a integração </w:t>
+        <w:t xml:space="preserve">Avaliou o raciocínio não verbal, a atenção para detalhes e a integração </w:t>
       </w:r>
       <w:proofErr w:type="spellStart"/>
       <w:r>
@@ -1796,37 +1745,21 @@
           <w:bCs/>
           <w:lang w:val="pt-BR"/>
         </w:rPr>
-        <w:t>{</w:t>
-      </w:r>
-      <w:proofErr w:type="gramStart"/>
+        <w:t xml:space="preserve">{CLASSIFICAÇÃO} </w:t>
+      </w:r>
       <w:r>
         <w:rPr>
           <w:b/>
           <w:bCs/>
           <w:lang w:val="pt-BR"/>
         </w:rPr>
-        <w:t xml:space="preserve">CLASSIFICAÇÃO} </w:t>
-      </w:r>
-      <w:r>
-        <w:rPr>
-          <w:b/>
-          <w:bCs/>
+        <w:t xml:space="preserve"> </w:t>
+      </w:r>
+      <w:r>
+        <w:rPr>
           <w:lang w:val="pt-BR"/>
         </w:rPr>
-        <w:t xml:space="preserve"> </w:t>
-      </w:r>
-      <w:r>
-        <w:rPr>
-          <w:lang w:val="pt-BR"/>
-        </w:rPr>
-        <w:t>Avaliou</w:t>
-      </w:r>
-      <w:proofErr w:type="gramEnd"/>
-      <w:r>
-        <w:rPr>
-          <w:lang w:val="pt-BR"/>
-        </w:rPr>
-        <w:t xml:space="preserve"> a atenção, a concentração e a memória operacional.</w:t>
+        <w:t>Avaliou a atenção, a concentração e a memória operacional.</w:t>
       </w:r>
     </w:p>
     <w:p>
@@ -1877,37 +1810,21 @@
           <w:bCs/>
           <w:lang w:val="pt-BR"/>
         </w:rPr>
-        <w:t>{</w:t>
-      </w:r>
-      <w:proofErr w:type="gramStart"/>
+        <w:t xml:space="preserve">{CLASSIFICAÇÃO} </w:t>
+      </w:r>
       <w:r>
         <w:rPr>
           <w:b/>
           <w:bCs/>
           <w:lang w:val="pt-BR"/>
         </w:rPr>
-        <w:t xml:space="preserve">CLASSIFICAÇÃO} </w:t>
-      </w:r>
-      <w:r>
-        <w:rPr>
-          <w:b/>
-          <w:bCs/>
+        <w:t xml:space="preserve"> </w:t>
+      </w:r>
+      <w:r>
+        <w:rPr>
           <w:lang w:val="pt-BR"/>
         </w:rPr>
-        <w:t xml:space="preserve"> </w:t>
-      </w:r>
-      <w:r>
-        <w:rPr>
-          <w:lang w:val="pt-BR"/>
-        </w:rPr>
-        <w:t>Avaliou</w:t>
-      </w:r>
-      <w:proofErr w:type="gramEnd"/>
-      <w:r>
-        <w:rPr>
-          <w:lang w:val="pt-BR"/>
-        </w:rPr>
-        <w:t xml:space="preserve"> a capacidade de em realizar tarefas que demandam rapidez e precisão na análise de estímulos visuais.</w:t>
+        <w:t>Avaliou a capacidade de em realizar tarefas que demandam rapidez e precisão na análise de estímulos visuais.</w:t>
       </w:r>
     </w:p>
     <w:p>
@@ -11273,27 +11190,7 @@
           <w:lang w:eastAsia="pt-BR"/>
           <w14:ligatures w14:val="none"/>
         </w:rPr>
-        <w:t xml:space="preserve">Nos processos controlados, que exigem esforço executivo deliberado, tomada de decisão, monitoramento contínuo e adaptação às regras da tarefa, Maria Clara apresentou desempenho deficitário em todas as etapas avaliadas. No </w:t>
-      </w:r>
-      <w:proofErr w:type="gramStart"/>
-      <w:r>
-        <w:rPr>
-          <w:rFonts w:eastAsia="Times New Roman"/>
-          <w:kern w:val="0"/>
-          <w:lang w:eastAsia="pt-BR"/>
-          <w14:ligatures w14:val="none"/>
-        </w:rPr>
-        <w:t>subteste Escolha</w:t>
-      </w:r>
-      <w:proofErr w:type="gramEnd"/>
-      <w:r>
-        <w:rPr>
-          <w:rFonts w:eastAsia="Times New Roman"/>
-          <w:kern w:val="0"/>
-          <w:lang w:eastAsia="pt-BR"/>
-          <w14:ligatures w14:val="none"/>
-        </w:rPr>
-        <w:t>, o tempo elevado (127 segundos) e a ocorrência de 10 erros resultaram em classificação indicativa de déficit, sugerindo dificuldades acentuadas na discriminação de estímulos, controle atencional e tomada de decisão sob interferência.</w:t>
+        <w:t>Nos processos controlados, que exigem esforço executivo deliberado, tomada de decisão, monitoramento contínuo e adaptação às regras da tarefa, Maria Clara apresentou desempenho deficitário em todas as etapas avaliadas. No subteste Escolha, o tempo elevado (127 segundos) e a ocorrência de 10 erros resultaram em classificação indicativa de déficit, sugerindo dificuldades acentuadas na discriminação de estímulos, controle atencional e tomada de decisão sob interferência.</w:t>
       </w:r>
     </w:p>
     <w:p>
@@ -11761,7 +11658,6 @@
             <w:r>
               <w:rPr>
                 <w:rFonts w:eastAsia="Calibri" w:cs="Times New Roman"/>
-                <w:color w:val="FFFFFF" w:themeColor="background1"/>
                 <w:sz w:val="20"/>
                 <w:szCs w:val="20"/>
               </w:rPr>
@@ -11941,9 +11837,8 @@
             </w:pPr>
             <w:r>
               <w:rPr>
-                <w:rFonts w:cs="Times New Roman"/>
-                <w:sz w:val="20"/>
-                <w:szCs w:val="20"/>
+                <w:rFonts w:ascii="Arial Narrow" w:hAnsi="Arial Narrow" w:cs="Calibri"/>
+                <w:sz w:val="22"/>
               </w:rPr>
               <w:t>41</w:t>
             </w:r>
@@ -11965,9 +11860,8 @@
             </w:pPr>
             <w:r>
               <w:rPr>
-                <w:rFonts w:cs="Times New Roman"/>
-                <w:sz w:val="20"/>
-                <w:szCs w:val="20"/>
+                <w:rFonts w:ascii="Arial Narrow" w:hAnsi="Arial Narrow" w:cs="Calibri"/>
+                <w:sz w:val="22"/>
               </w:rPr>
               <w:t>33,03</w:t>
             </w:r>
@@ -11989,9 +11883,8 @@
             </w:pPr>
             <w:r>
               <w:rPr>
-                <w:rFonts w:cs="Times New Roman"/>
-                <w:sz w:val="20"/>
-                <w:szCs w:val="20"/>
+                <w:rFonts w:ascii="Arial Narrow" w:hAnsi="Arial Narrow" w:cs="Calibri"/>
+                <w:sz w:val="22"/>
               </w:rPr>
               <w:t>90,3</w:t>
             </w:r>
@@ -12013,9 +11906,8 @@
             </w:pPr>
             <w:r>
               <w:rPr>
-                <w:rFonts w:cs="Times New Roman"/>
-                <w:sz w:val="20"/>
-                <w:szCs w:val="20"/>
+                <w:rFonts w:ascii="Arial Narrow" w:hAnsi="Arial Narrow" w:cs="Calibri"/>
+                <w:sz w:val="22"/>
               </w:rPr>
               <w:t>Superior</w:t>
             </w:r>
@@ -12067,9 +11959,8 @@
             </w:pPr>
             <w:r>
               <w:rPr>
-                <w:rFonts w:cs="Times New Roman"/>
-                <w:sz w:val="20"/>
-                <w:szCs w:val="20"/>
+                <w:rFonts w:ascii="Arial Narrow" w:hAnsi="Arial Narrow" w:cs="Calibri"/>
+                <w:sz w:val="22"/>
               </w:rPr>
               <w:t>18</w:t>
             </w:r>
@@ -12091,9 +11982,8 @@
             </w:pPr>
             <w:r>
               <w:rPr>
-                <w:rFonts w:cs="Times New Roman"/>
-                <w:sz w:val="20"/>
-                <w:szCs w:val="20"/>
+                <w:rFonts w:ascii="Arial Narrow" w:hAnsi="Arial Narrow" w:cs="Calibri"/>
+                <w:sz w:val="22"/>
               </w:rPr>
               <w:t>24,88</w:t>
             </w:r>
@@ -12115,9 +12005,8 @@
             </w:pPr>
             <w:r>
               <w:rPr>
-                <w:rFonts w:cs="Times New Roman"/>
-                <w:sz w:val="20"/>
-                <w:szCs w:val="20"/>
+                <w:rFonts w:ascii="Arial Narrow" w:hAnsi="Arial Narrow" w:cs="Calibri"/>
+                <w:sz w:val="22"/>
               </w:rPr>
               <w:t>16,1</w:t>
             </w:r>
@@ -12139,9 +12028,8 @@
             </w:pPr>
             <w:r>
               <w:rPr>
-                <w:rFonts w:cs="Times New Roman"/>
-                <w:sz w:val="20"/>
-                <w:szCs w:val="20"/>
+                <w:rFonts w:ascii="Arial Narrow" w:hAnsi="Arial Narrow" w:cs="Calibri"/>
+                <w:sz w:val="22"/>
               </w:rPr>
               <w:t>Inferior</w:t>
             </w:r>
@@ -12193,9 +12081,8 @@
             </w:pPr>
             <w:r>
               <w:rPr>
-                <w:rFonts w:cs="Times New Roman"/>
-                <w:sz w:val="20"/>
-                <w:szCs w:val="20"/>
+                <w:rFonts w:ascii="Arial Narrow" w:hAnsi="Arial Narrow" w:cs="Calibri"/>
+                <w:sz w:val="22"/>
               </w:rPr>
               <w:t>45</w:t>
             </w:r>
@@ -12217,9 +12104,8 @@
             </w:pPr>
             <w:r>
               <w:rPr>
-                <w:rFonts w:cs="Times New Roman"/>
-                <w:sz w:val="20"/>
-                <w:szCs w:val="20"/>
+                <w:rFonts w:ascii="Arial Narrow" w:hAnsi="Arial Narrow" w:cs="Calibri"/>
+                <w:sz w:val="22"/>
               </w:rPr>
               <w:t>35,10</w:t>
             </w:r>
@@ -12241,9 +12127,8 @@
             </w:pPr>
             <w:r>
               <w:rPr>
-                <w:rFonts w:cs="Times New Roman"/>
-                <w:sz w:val="20"/>
-                <w:szCs w:val="20"/>
+                <w:rFonts w:ascii="Arial Narrow" w:hAnsi="Arial Narrow" w:cs="Calibri"/>
+                <w:sz w:val="22"/>
               </w:rPr>
               <w:t>81,7</w:t>
             </w:r>
@@ -12265,9 +12150,8 @@
             </w:pPr>
             <w:r>
               <w:rPr>
-                <w:rFonts w:cs="Times New Roman"/>
-                <w:sz w:val="20"/>
-                <w:szCs w:val="20"/>
+                <w:rFonts w:ascii="Arial Narrow" w:hAnsi="Arial Narrow" w:cs="Calibri"/>
+                <w:sz w:val="22"/>
               </w:rPr>
               <w:t>Média superior</w:t>
             </w:r>
@@ -12319,9 +12203,8 @@
             </w:pPr>
             <w:r>
               <w:rPr>
-                <w:rFonts w:cs="Times New Roman"/>
-                <w:sz w:val="20"/>
-                <w:szCs w:val="20"/>
+                <w:rFonts w:ascii="Arial Narrow" w:hAnsi="Arial Narrow" w:cs="Calibri"/>
+                <w:sz w:val="22"/>
               </w:rPr>
               <w:t>26</w:t>
             </w:r>
@@ -12343,9 +12226,8 @@
             </w:pPr>
             <w:r>
               <w:rPr>
-                <w:rFonts w:cs="Times New Roman"/>
-                <w:sz w:val="20"/>
-                <w:szCs w:val="20"/>
+                <w:rFonts w:ascii="Arial Narrow" w:hAnsi="Arial Narrow" w:cs="Calibri"/>
+                <w:sz w:val="22"/>
               </w:rPr>
               <w:t>22,05</w:t>
             </w:r>
@@ -12367,9 +12249,8 @@
             </w:pPr>
             <w:r>
               <w:rPr>
-                <w:rFonts w:cs="Times New Roman"/>
-                <w:sz w:val="20"/>
-                <w:szCs w:val="20"/>
+                <w:rFonts w:ascii="Arial Narrow" w:hAnsi="Arial Narrow" w:cs="Calibri"/>
+                <w:sz w:val="22"/>
               </w:rPr>
               <w:t>68,0</w:t>
             </w:r>
@@ -12391,9 +12272,8 @@
             </w:pPr>
             <w:r>
               <w:rPr>
-                <w:rFonts w:cs="Times New Roman"/>
-                <w:sz w:val="20"/>
-                <w:szCs w:val="20"/>
+                <w:rFonts w:ascii="Arial Narrow" w:hAnsi="Arial Narrow" w:cs="Calibri"/>
+                <w:sz w:val="22"/>
               </w:rPr>
               <w:t>Média</w:t>
             </w:r>
@@ -12449,11 +12329,10 @@
             </w:pPr>
             <w:r>
               <w:rPr>
-                <w:rFonts w:cs="Times New Roman"/>
+                <w:rFonts w:ascii="Arial Narrow" w:hAnsi="Arial Narrow" w:cs="Calibri"/>
                 <w:b/>
                 <w:bCs/>
-                <w:sz w:val="20"/>
-                <w:szCs w:val="20"/>
+                <w:sz w:val="22"/>
               </w:rPr>
               <w:t>130</w:t>
             </w:r>
@@ -12477,11 +12356,10 @@
             </w:pPr>
             <w:r>
               <w:rPr>
-                <w:rFonts w:cs="Times New Roman"/>
+                <w:rFonts w:ascii="Arial Narrow" w:hAnsi="Arial Narrow" w:cs="Calibri"/>
                 <w:b/>
                 <w:bCs/>
-                <w:sz w:val="20"/>
-                <w:szCs w:val="20"/>
+                <w:sz w:val="22"/>
               </w:rPr>
               <w:t>116,3</w:t>
             </w:r>
@@ -12503,11 +12381,10 @@
             </w:pPr>
             <w:r>
               <w:rPr>
-                <w:rFonts w:cs="Times New Roman"/>
+                <w:rFonts w:ascii="Arial Narrow" w:hAnsi="Arial Narrow" w:cs="Calibri"/>
                 <w:b/>
                 <w:bCs/>
-                <w:sz w:val="20"/>
-                <w:szCs w:val="20"/>
+                <w:sz w:val="22"/>
               </w:rPr>
               <w:t>68,5</w:t>
             </w:r>
@@ -12530,11 +12407,10 @@
             </w:pPr>
             <w:r>
               <w:rPr>
-                <w:rFonts w:cs="Times New Roman"/>
+                <w:rFonts w:ascii="Arial Narrow" w:hAnsi="Arial Narrow" w:cs="Calibri"/>
                 <w:b/>
                 <w:bCs/>
-                <w:sz w:val="20"/>
-                <w:szCs w:val="20"/>
+                <w:sz w:val="22"/>
               </w:rPr>
               <w:t>Média</w:t>
             </w:r>
